--- a/03_Outputs/final scripts/ru/Module 4/4.4.0-ru.docx
+++ b/03_Outputs/final scripts/ru/Module 4/4.4.0-ru.docx
@@ -9,7 +9,7 @@
     </w:p>
     <w:p>
       <w:r>
-        <w:t xml:space="preserve">Финансирование энергетического перехода требует механизмов, способных мобилизовать сотни миллиардов ежегодно. Инновационные инструменты меняют способы притока капитала в устойчивую энергетику.  </w:t>
+        <w:t xml:space="preserve">Финансирование энергетического перехода требует механизмов, способных мобилизовать сотни миллиардов ежегодно. Инновационные инструменты меняют способы притока капитала в устойчивую энергию.  </w:t>
       </w:r>
     </w:p>
     <w:p>
@@ -24,12 +24,12 @@
     </w:p>
     <w:p>
       <w:r>
-        <w:t xml:space="preserve">Цифровые технологии придают новый импульс. Блокчейн повышает прозрачность и позволяет осуществлять торговлю энергией напрямую между участниками, а аналитика на базе ИИ улучшает оценку рисков и расширяет доступ к зеленым инвестициям.  </w:t>
+        <w:t xml:space="preserve">Цифровые технологии придают новый импульс. Блокчейн повышает прозрачность и позволяет осуществлять энергообмен напрямую между участниками, а аналитика на базе ИИ улучшает оценку рисков и расширяет доступ к зеленым инвестициям.  </w:t>
       </w:r>
     </w:p>
     <w:p>
       <w:r>
-        <w:t xml:space="preserve">Обмен долгов на энергию имеет потенциал снизить долговую нагрузку и одновременно финансировать возобновляемые источники. Такие соглашения требуют сильного управления и многосторонней поддержки для преодоления регуляторных и транзакционных препятствий.  </w:t>
+        <w:t xml:space="preserve">Обмен долгов на энергию имеет потенциал снизить долговую нагрузку и одновременно финансировать возобновляемые источники энергии. Такие соглашения требуют сильного управления и многосторонней поддержки для преодоления регуляторных и транзакционных препятствий.  </w:t>
       </w:r>
     </w:p>
     <w:p>

--- a/03_Outputs/final scripts/ru/Module 4/4.4.0-ru.docx
+++ b/03_Outputs/final scripts/ru/Module 4/4.4.0-ru.docx
@@ -9,7 +9,7 @@
     </w:p>
     <w:p>
       <w:r>
-        <w:t xml:space="preserve">Финансирование энергетического перехода требует механизмов, способных мобилизовать сотни миллиардов ежегодно. Инновационные инструменты меняют способы притока капитала в устойчивую энергию.  </w:t>
+        <w:t xml:space="preserve">Финансирование энергетического перехода требует механизмов, способных мобилизовать сотни миллиардов ежегодно. Инновационные инструменты меняют способы привлечения капитала в устойчивую энергетику.  </w:t>
       </w:r>
     </w:p>
     <w:p>
@@ -29,7 +29,7 @@
     </w:p>
     <w:p>
       <w:r>
-        <w:t xml:space="preserve">Обмен долгов на энергию имеет потенциал снизить долговую нагрузку и одновременно финансировать возобновляемые источники энергии. Такие соглашения требуют сильного управления и многосторонней поддержки для преодоления регуляторных и транзакционных препятствий.  </w:t>
+        <w:t xml:space="preserve">Обмен долгов на энергию имеет потенциал снизить долговую нагрузку и одновременно финансировать возобновляемые источники. Такие соглашения требуют сильного управления и многосторонней поддержки для преодоления регуляторных и транзакционных препятствий.  </w:t>
       </w:r>
     </w:p>
     <w:p>
